--- a/Python/FMW_titelblad_20261016.docx
+++ b/Python/FMW_titelblad_20261016.docx
@@ -814,7 +814,7 @@
                 <w:rFonts w:ascii="Arial" w:hAnsi="Arial"/>
                 <w:sz w:val="28"/>
               </w:rPr>
-              <w:t>Statistiek deel 1 (herkansing)</w:t>
+              <w:t>Statistiek deel 1 (vierde kans)</w:t>
             </w:r>
           </w:p>
         </w:tc>
@@ -1249,7 +1249,7 @@
                 <w:rFonts w:ascii="Arial" w:hAnsi="Arial"/>
                 <w:sz w:val="28"/>
               </w:rPr>
-              <w:t>Dr. M. van Ee</w:t>
+              <w:t>Dr. A.J. Hoogstrate</w:t>
             </w:r>
           </w:p>
         </w:tc>

--- a/Python/FMW_titelblad_20261016.docx
+++ b/Python/FMW_titelblad_20261016.docx
@@ -814,7 +814,7 @@
                 <w:rFonts w:ascii="Arial" w:hAnsi="Arial"/>
                 <w:sz w:val="28"/>
               </w:rPr>
-              <w:t>Statistiek deel 1 (vierde kans)</w:t>
+              <w:t>Statistiek deel 1 (tweede kans)</w:t>
             </w:r>
           </w:p>
         </w:tc>
